--- a/requirements.docx
+++ b/requirements.docx
@@ -420,7 +420,7 @@
           <w:i w:val="0"/>
           <w:sz w:val="20"/>
         </w:rPr>
-        <w:t>Any OS supporting Python 3.9+ (Linux, macOS, Windows). No GPU is required. No internet connection is required at runtime; the dataset is generated synthetically inside data_loader.py.</w:t>
+        <w:t>Any OS supporting Python 3.9+ (Linux, macOS, Windows). No GPU is required. An internet connection is needed once on the first run so that scikit-learn can download the 20 Newsgroups dataset; subsequent runs use the local scikit-learn cache.</w:t>
       </w:r>
     </w:p>
     <w:sectPr>
